--- a/Document/Conception_BDD_MERISE_Islem_BEN_HAMIDA.docx
+++ b/Document/Conception_BDD_MERISE_Islem_BEN_HAMIDA.docx
@@ -293,7 +293,7 @@
       <w:r>
         <w:drawing>
           <wp:inline distT="0" distB="0" distL="0" distR="0">
-            <wp:extent cx="5334000" cy="2609850"/>
+            <wp:extent cx="5334000" cy="2560320"/>
             <wp:effectExtent t="0" r="0" b="0" l="0"/>
             <wp:docPr id="1" name="" descr="" title=""/>
             <wp:cNvGraphicFramePr>
@@ -318,7 +318,7 @@
                   <pic:spPr bwMode="auto">
                     <a:xfrm>
                       <a:off x="0" y="0"/>
-                      <a:ext cx="5334000" cy="2609850"/>
+                      <a:ext cx="5334000" cy="2560320"/>
                     </a:xfrm>
                     <a:prstGeom prst="rect">
                       <a:avLst/>
@@ -510,7 +510,7 @@
       <w:r>
         <w:drawing>
           <wp:inline distT="0" distB="0" distL="0" distR="0">
-            <wp:extent cx="5334000" cy="3371850"/>
+            <wp:extent cx="5334000" cy="3379816"/>
             <wp:effectExtent t="0" r="0" b="0" l="0"/>
             <wp:docPr id="1" name="" descr="" title=""/>
             <wp:cNvGraphicFramePr>
@@ -535,7 +535,7 @@
                   <pic:spPr bwMode="auto">
                     <a:xfrm>
                       <a:off x="0" y="0"/>
-                      <a:ext cx="5334000" cy="3371850"/>
+                      <a:ext cx="5334000" cy="3379816"/>
                     </a:xfrm>
                     <a:prstGeom prst="rect">
                       <a:avLst/>
@@ -705,6 +705,69 @@
           <w:rFonts w:ascii="Arial" w:cs="Arial" w:eastAsia="Arial" w:hAnsi="Arial"/>
         </w:rPr>
         <w:t xml:space="preserve">Le MPD traduit le MLD pour un SGBD relationnel (exemple : MySQL / PostgreSQL). Il précise les types, la nullité, les clés et les contraintes d'intégrité.</w:t>
+      </w:r>
+    </w:p>
+    <w:p>
+      <w:pPr>
+        <w:spacing w:after="60" w:before="80"/>
+        <w:jc w:val="center"/>
+      </w:pPr>
+      <w:r>
+        <w:drawing>
+          <wp:inline distT="0" distB="0" distL="0" distR="0">
+            <wp:extent cx="5334000" cy="3510742"/>
+            <wp:effectExtent t="0" r="0" b="0" l="0"/>
+            <wp:docPr id="1" name="" descr="" title=""/>
+            <wp:cNvGraphicFramePr>
+              <a:graphicFrameLocks xmlns:a="http://schemas.openxmlformats.org/drawingml/2006/main" noChangeAspect="1"/>
+            </wp:cNvGraphicFramePr>
+            <a:graphic xmlns:a="http://schemas.openxmlformats.org/drawingml/2006/main">
+              <a:graphicData uri="http://schemas.openxmlformats.org/drawingml/2006/picture">
+                <pic:pic xmlns:pic="http://schemas.openxmlformats.org/drawingml/2006/picture">
+                  <pic:nvPicPr>
+                    <pic:cNvPr id="0" name="" descr=""/>
+                    <pic:cNvPicPr>
+                      <a:picLocks noChangeAspect="1" noChangeArrowheads="1"/>
+                    </pic:cNvPicPr>
+                  </pic:nvPicPr>
+                  <pic:blipFill>
+                    <a:blip r:embed="rId12" cstate="none"/>
+                    <a:srcRect/>
+                    <a:stretch>
+                      <a:fillRect/>
+                    </a:stretch>
+                  </pic:blipFill>
+                  <pic:spPr bwMode="auto">
+                    <a:xfrm>
+                      <a:off x="0" y="0"/>
+                      <a:ext cx="5334000" cy="3510742"/>
+                    </a:xfrm>
+                    <a:prstGeom prst="rect">
+                      <a:avLst/>
+                    </a:prstGeom>
+                  </pic:spPr>
+                </pic:pic>
+              </a:graphicData>
+            </a:graphic>
+          </wp:inline>
+        </w:drawing>
+      </w:r>
+    </w:p>
+    <w:p>
+      <w:pPr>
+        <w:spacing w:after="160"/>
+        <w:jc w:val="center"/>
+      </w:pPr>
+      <w:r>
+        <w:rPr>
+          <w:rFonts w:ascii="Arial" w:cs="Arial" w:eastAsia="Arial" w:hAnsi="Arial"/>
+          <w:i/>
+          <w:iCs/>
+          <w:color w:val="5C6B7C"/>
+          <w:sz w:val="17"/>
+          <w:szCs w:val="17"/>
+        </w:rPr>
+        <w:t xml:space="preserve">Figure 3 — Modèle physique de données (schéma SGBD, types et contraintes)</w:t>
       </w:r>
     </w:p>
     <w:p>
